--- a/output/[별지2호]정산보고서_JEIL_20260907.docx
+++ b/output/[별지2호]정산보고서_JEIL_20260907.docx
@@ -50,7 +50,7 @@
           <w:sz w:val="16"/>
           <w:szCs w:val="16"/>
         </w:rPr>
-        <w:t xml:space="preserve">※ [초안] 기준정보 미확정: 총사업비 / 재원 미구분 2,364건 — 보조금으로 잠정 분류됨 — 확정 후 재생성 필요</w:t>
+        <w:t xml:space="preserve">※ [초안] 기준정보 미확정: 총사업비 — 확정 후 재생성 필요</w:t>
       </w:r>
     </w:p>
     <w:p>
@@ -817,7 +817,7 @@
                 <w:sz w:val="17"/>
                 <w:szCs w:val="17"/>
               </w:rPr>
-              <w:t xml:space="preserve">10,956,798</w:t>
+              <w:t xml:space="preserve">5,574,182</w:t>
             </w:r>
           </w:p>
         </w:tc>
@@ -846,7 +846,7 @@
                 <w:sz w:val="17"/>
                 <w:szCs w:val="17"/>
               </w:rPr>
-              <w:t xml:space="preserve">0</w:t>
+              <w:t xml:space="preserve">5,382,616</w:t>
             </w:r>
           </w:p>
         </w:tc>
@@ -964,7 +964,7 @@
                 <w:sz w:val="17"/>
                 <w:szCs w:val="17"/>
               </w:rPr>
-              <w:t xml:space="preserve">1,043,202</w:t>
+              <w:t xml:space="preserve">6,425,818</w:t>
             </w:r>
           </w:p>
         </w:tc>
@@ -993,7 +993,7 @@
                 <w:sz w:val="17"/>
                 <w:szCs w:val="17"/>
               </w:rPr>
-              <w:t xml:space="preserve">12,000,000</w:t>
+              <w:t xml:space="preserve">6,617,384</w:t>
             </w:r>
           </w:p>
         </w:tc>
